--- a/CÔNG TY TNHH TKT(VN)/TKT_HoSoGiaiThe_31-07-2026/TKT_QD_GiaiThe_31-07-2026.docx
+++ b/CÔNG TY TNHH TKT(VN)/TKT_HoSoGiaiThe_31-07-2026/TKT_QD_GiaiThe_31-07-2026.docx
@@ -191,32 +191,15 @@
               <w:rPr>
                 <w:rFonts w:ascii="Times New Roman" w:eastAsia="Times New Roman" w:hAnsi="Times New Roman" w:cs="Times New Roman"/>
               </w:rPr>
-              <w:t>Bình Dương, ngày 31 tháng 07 năm 2026</w:t>
+              <w:t>TP Hồ Chí Minh</w:t>
             </w:r>
+            <w:bookmarkStart w:id="0" w:name="_GoBack"/>
+            <w:bookmarkEnd w:id="0"/>
             <w:r>
               <w:rPr>
                 <w:rFonts w:ascii="Times New Roman" w:eastAsia="Times New Roman" w:hAnsi="Times New Roman" w:cs="Times New Roman"/>
               </w:rPr>
-            </w:r>
-            <w:r>
-              <w:rPr>
-                <w:rFonts w:ascii="Times New Roman" w:eastAsia="Times New Roman" w:hAnsi="Times New Roman" w:cs="Times New Roman"/>
-              </w:rPr>
-            </w:r>
-            <w:r>
-              <w:rPr>
-                <w:rFonts w:ascii="Times New Roman" w:eastAsia="Times New Roman" w:hAnsi="Times New Roman" w:cs="Times New Roman"/>
-              </w:rPr>
-            </w:r>
-            <w:r>
-              <w:rPr>
-                <w:rFonts w:ascii="Times New Roman" w:eastAsia="Times New Roman" w:hAnsi="Times New Roman" w:cs="Times New Roman"/>
-              </w:rPr>
-            </w:r>
-            <w:r>
-              <w:rPr>
-                <w:rFonts w:ascii="Times New Roman" w:eastAsia="Times New Roman" w:hAnsi="Times New Roman" w:cs="Times New Roman"/>
-              </w:rPr>
+              <w:t>, ngày 31 tháng 07 năm 2026</w:t>
             </w:r>
           </w:p>
         </w:tc>
@@ -446,40 +429,8 @@
         <w:rPr>
           <w:rFonts w:ascii="Times New Roman" w:eastAsia="Times New Roman" w:hAnsi="Times New Roman" w:cs="Times New Roman"/>
         </w:rPr>
-      </w:r>
-      <w:r>
-        <w:rPr>
-          <w:rFonts w:ascii="Times New Roman" w:eastAsia="Times New Roman" w:hAnsi="Times New Roman" w:cs="Times New Roman"/>
-        </w:rPr>
-      </w:r>
-      <w:r>
-        <w:rPr>
-          <w:rFonts w:ascii="Times New Roman" w:eastAsia="Times New Roman" w:hAnsi="Times New Roman" w:cs="Times New Roman"/>
-        </w:rPr>
-      </w:r>
-      <w:r>
-        <w:rPr>
-          <w:rFonts w:ascii="Times New Roman" w:eastAsia="Times New Roman" w:hAnsi="Times New Roman" w:cs="Times New Roman"/>
-        </w:rPr>
-      </w:r>
-      <w:r>
-        <w:rPr>
-          <w:rFonts w:ascii="Times New Roman" w:eastAsia="Times New Roman" w:hAnsi="Times New Roman" w:cs="Times New Roman"/>
-        </w:rPr>
-      </w:r>
-      <w:r>
-        <w:rPr>
-          <w:rFonts w:ascii="Times New Roman" w:eastAsia="Times New Roman" w:hAnsi="Times New Roman" w:cs="Times New Roman"/>
-        </w:rPr>
-      </w:r>
-      <w:r>
-        <w:rPr>
-          <w:rFonts w:ascii="Times New Roman" w:eastAsia="Times New Roman" w:hAnsi="Times New Roman" w:cs="Times New Roman"/>
-        </w:rPr>
         <w:t>.</w:t>
       </w:r>
-      <w:bookmarkStart w:id="0" w:name="_GoBack"/>
-      <w:bookmarkEnd w:id="0"/>
       <w:r>
         <w:rPr>
           <w:rFonts w:ascii="Times New Roman" w:eastAsia="Times New Roman" w:hAnsi="Times New Roman" w:cs="Times New Roman"/>
@@ -490,7 +441,7 @@
         <w:rPr>
           <w:rFonts w:ascii="Times New Roman" w:eastAsia="Times New Roman" w:hAnsi="Times New Roman" w:cs="Times New Roman"/>
         </w:rPr>
-        <w:t>Số 131P, đường Chòm Sao, Khu Phố Hưng Lộc, Phường Hưng Định, Thành phố Thuận An, Tỉnh Bình Dương, Việt Nam</w:t>
+        <w:t>Số 131P, đường Chòm Sao, Khu Phố Hưng Lộc, Phường Thuận An, TP Hồ Chí Minh, Việt Nam</w:t>
       </w:r>
     </w:p>
     <w:p>
@@ -934,8 +885,33 @@
 </w:document>
 </file>
 
+<file path=word/endnotes.xml><?xml version="1.0" encoding="utf-8"?>
+<w:endnotes xmlns:wpc="http://schemas.microsoft.com/office/word/2010/wordprocessingCanvas" xmlns:cx="http://schemas.microsoft.com/office/drawing/2014/chartex" xmlns:cx1="http://schemas.microsoft.com/office/drawing/2015/9/8/chartex" xmlns:mc="http://schemas.openxmlformats.org/markup-compatibility/2006" xmlns:o="urn:schemas-microsoft-com:office:office" xmlns:r="http://schemas.openxmlformats.org/officeDocument/2006/relationships" xmlns:m="http://schemas.openxmlformats.org/officeDocument/2006/math" xmlns:v="urn:schemas-microsoft-com:vml" xmlns:wp14="http://schemas.microsoft.com/office/word/2010/wordprocessingDrawing" xmlns:wp="http://schemas.openxmlformats.org/drawingml/2006/wordprocessingDrawing" xmlns:w10="urn:schemas-microsoft-com:office:word" xmlns:w="http://schemas.openxmlformats.org/wordprocessingml/2006/main" xmlns:w14="http://schemas.microsoft.com/office/word/2010/wordml" xmlns:w15="http://schemas.microsoft.com/office/word/2012/wordml" xmlns:w16se="http://schemas.microsoft.com/office/word/2015/wordml/symex" xmlns:wpg="http://schemas.microsoft.com/office/word/2010/wordprocessingGroup" xmlns:wpi="http://schemas.microsoft.com/office/word/2010/wordprocessingInk" xmlns:wne="http://schemas.microsoft.com/office/word/2006/wordml" xmlns:wps="http://schemas.microsoft.com/office/word/2010/wordprocessingShape" mc:Ignorable="w14 w15 w16se wp14">
+  <w:endnote w:type="separator" w:id="-1">
+    <w:p>
+      <w:pPr>
+        <w:spacing w:after="0" w:line="240" w:lineRule="auto"/>
+      </w:pPr>
+      <w:r>
+        <w:separator/>
+      </w:r>
+    </w:p>
+  </w:endnote>
+  <w:endnote w:type="continuationSeparator" w:id="0">
+    <w:p>
+      <w:pPr>
+        <w:spacing w:after="0" w:line="240" w:lineRule="auto"/>
+      </w:pPr>
+      <w:r>
+        <w:continuationSeparator/>
+      </w:r>
+    </w:p>
+  </w:endnote>
+</w:endnotes>
+</file>
+
 <file path=word/footer1.xml><?xml version="1.0" encoding="utf-8"?>
-<w:ftr xmlns:m="http://schemas.openxmlformats.org/officeDocument/2006/math" xmlns:mc="http://schemas.openxmlformats.org/markup-compatibility/2006" xmlns:mo="http://schemas.microsoft.com/office/mac/office/2008/main" xmlns:mv="urn:schemas-microsoft-com:mac:vml" xmlns:o="urn:schemas-microsoft-com:office:office" xmlns:r="http://schemas.openxmlformats.org/officeDocument/2006/relationships" xmlns:v="urn:schemas-microsoft-com:vml" xmlns:w10="urn:schemas-microsoft-com:office:word" xmlns:w14="http://schemas.microsoft.com/office/word/2010/wordml" xmlns:w="http://schemas.openxmlformats.org/wordprocessingml/2006/main" xmlns:wne="http://schemas.microsoft.com/office/word/2006/wordml" xmlns:wp14="http://schemas.microsoft.com/office/word/2010/wordprocessingDrawing" xmlns:wp="http://schemas.openxmlformats.org/drawingml/2006/wordprocessingDrawing" xmlns:wpc="http://schemas.microsoft.com/office/word/2010/wordprocessingCanvas" xmlns:wpg="http://schemas.microsoft.com/office/word/2010/wordprocessingGroup" xmlns:wpi="http://schemas.microsoft.com/office/word/2010/wordprocessingInk" xmlns:wps="http://schemas.microsoft.com/office/word/2010/wordprocessingShape" mc:Ignorable="w14 wp14">
+<w:ftr xmlns:wpc="http://schemas.microsoft.com/office/word/2010/wordprocessingCanvas" xmlns:cx="http://schemas.microsoft.com/office/drawing/2014/chartex" xmlns:cx1="http://schemas.microsoft.com/office/drawing/2015/9/8/chartex" xmlns:mc="http://schemas.openxmlformats.org/markup-compatibility/2006" xmlns:o="urn:schemas-microsoft-com:office:office" xmlns:r="http://schemas.openxmlformats.org/officeDocument/2006/relationships" xmlns:m="http://schemas.openxmlformats.org/officeDocument/2006/math" xmlns:v="urn:schemas-microsoft-com:vml" xmlns:wp14="http://schemas.microsoft.com/office/word/2010/wordprocessingDrawing" xmlns:wp="http://schemas.openxmlformats.org/drawingml/2006/wordprocessingDrawing" xmlns:w10="urn:schemas-microsoft-com:office:word" xmlns:w="http://schemas.openxmlformats.org/wordprocessingml/2006/main" xmlns:w14="http://schemas.microsoft.com/office/word/2010/wordml" xmlns:w15="http://schemas.microsoft.com/office/word/2012/wordml" xmlns:w16se="http://schemas.microsoft.com/office/word/2015/wordml/symex" xmlns:wpg="http://schemas.microsoft.com/office/word/2010/wordprocessingGroup" xmlns:wpi="http://schemas.microsoft.com/office/word/2010/wordprocessingInk" xmlns:wne="http://schemas.microsoft.com/office/word/2006/wordml" xmlns:wps="http://schemas.microsoft.com/office/word/2010/wordprocessingShape" mc:Ignorable="w14 w15 w16se wp14">
   <w:p>
     <w:pPr>
       <w:pStyle w:val="Footer"/>
@@ -944,8 +920,33 @@
 </w:ftr>
 </file>
 
+<file path=word/footnotes.xml><?xml version="1.0" encoding="utf-8"?>
+<w:footnotes xmlns:wpc="http://schemas.microsoft.com/office/word/2010/wordprocessingCanvas" xmlns:cx="http://schemas.microsoft.com/office/drawing/2014/chartex" xmlns:cx1="http://schemas.microsoft.com/office/drawing/2015/9/8/chartex" xmlns:mc="http://schemas.openxmlformats.org/markup-compatibility/2006" xmlns:o="urn:schemas-microsoft-com:office:office" xmlns:r="http://schemas.openxmlformats.org/officeDocument/2006/relationships" xmlns:m="http://schemas.openxmlformats.org/officeDocument/2006/math" xmlns:v="urn:schemas-microsoft-com:vml" xmlns:wp14="http://schemas.microsoft.com/office/word/2010/wordprocessingDrawing" xmlns:wp="http://schemas.openxmlformats.org/drawingml/2006/wordprocessingDrawing" xmlns:w10="urn:schemas-microsoft-com:office:word" xmlns:w="http://schemas.openxmlformats.org/wordprocessingml/2006/main" xmlns:w14="http://schemas.microsoft.com/office/word/2010/wordml" xmlns:w15="http://schemas.microsoft.com/office/word/2012/wordml" xmlns:w16se="http://schemas.microsoft.com/office/word/2015/wordml/symex" xmlns:wpg="http://schemas.microsoft.com/office/word/2010/wordprocessingGroup" xmlns:wpi="http://schemas.microsoft.com/office/word/2010/wordprocessingInk" xmlns:wne="http://schemas.microsoft.com/office/word/2006/wordml" xmlns:wps="http://schemas.microsoft.com/office/word/2010/wordprocessingShape" mc:Ignorable="w14 w15 w16se wp14">
+  <w:footnote w:type="separator" w:id="-1">
+    <w:p>
+      <w:pPr>
+        <w:spacing w:after="0" w:line="240" w:lineRule="auto"/>
+      </w:pPr>
+      <w:r>
+        <w:separator/>
+      </w:r>
+    </w:p>
+  </w:footnote>
+  <w:footnote w:type="continuationSeparator" w:id="0">
+    <w:p>
+      <w:pPr>
+        <w:spacing w:after="0" w:line="240" w:lineRule="auto"/>
+      </w:pPr>
+      <w:r>
+        <w:continuationSeparator/>
+      </w:r>
+    </w:p>
+  </w:footnote>
+</w:footnotes>
+</file>
+
 <file path=word/header1.xml><?xml version="1.0" encoding="utf-8"?>
-<w:hdr xmlns:m="http://schemas.openxmlformats.org/officeDocument/2006/math" xmlns:mc="http://schemas.openxmlformats.org/markup-compatibility/2006" xmlns:mo="http://schemas.microsoft.com/office/mac/office/2008/main" xmlns:mv="urn:schemas-microsoft-com:mac:vml" xmlns:o="urn:schemas-microsoft-com:office:office" xmlns:r="http://schemas.openxmlformats.org/officeDocument/2006/relationships" xmlns:v="urn:schemas-microsoft-com:vml" xmlns:w10="urn:schemas-microsoft-com:office:word" xmlns:w14="http://schemas.microsoft.com/office/word/2010/wordml" xmlns:w="http://schemas.openxmlformats.org/wordprocessingml/2006/main" xmlns:wne="http://schemas.microsoft.com/office/word/2006/wordml" xmlns:wp14="http://schemas.microsoft.com/office/word/2010/wordprocessingDrawing" xmlns:wp="http://schemas.openxmlformats.org/drawingml/2006/wordprocessingDrawing" xmlns:wpc="http://schemas.microsoft.com/office/word/2010/wordprocessingCanvas" xmlns:wpg="http://schemas.microsoft.com/office/word/2010/wordprocessingGroup" xmlns:wpi="http://schemas.microsoft.com/office/word/2010/wordprocessingInk" xmlns:wps="http://schemas.microsoft.com/office/word/2010/wordprocessingShape" mc:Ignorable="w14 wp14">
+<w:hdr xmlns:wpc="http://schemas.microsoft.com/office/word/2010/wordprocessingCanvas" xmlns:cx="http://schemas.microsoft.com/office/drawing/2014/chartex" xmlns:cx1="http://schemas.microsoft.com/office/drawing/2015/9/8/chartex" xmlns:mc="http://schemas.openxmlformats.org/markup-compatibility/2006" xmlns:o="urn:schemas-microsoft-com:office:office" xmlns:r="http://schemas.openxmlformats.org/officeDocument/2006/relationships" xmlns:m="http://schemas.openxmlformats.org/officeDocument/2006/math" xmlns:v="urn:schemas-microsoft-com:vml" xmlns:wp14="http://schemas.microsoft.com/office/word/2010/wordprocessingDrawing" xmlns:wp="http://schemas.openxmlformats.org/drawingml/2006/wordprocessingDrawing" xmlns:w10="urn:schemas-microsoft-com:office:word" xmlns:w="http://schemas.openxmlformats.org/wordprocessingml/2006/main" xmlns:w14="http://schemas.microsoft.com/office/word/2010/wordml" xmlns:w15="http://schemas.microsoft.com/office/word/2012/wordml" xmlns:w16se="http://schemas.microsoft.com/office/word/2015/wordml/symex" xmlns:wpg="http://schemas.microsoft.com/office/word/2010/wordprocessingGroup" xmlns:wpi="http://schemas.microsoft.com/office/word/2010/wordprocessingInk" xmlns:wne="http://schemas.microsoft.com/office/word/2006/wordml" xmlns:wps="http://schemas.microsoft.com/office/word/2010/wordprocessingShape" mc:Ignorable="w14 w15 w16se wp14">
   <w:p>
     <w:pPr>
       <w:pStyle w:val="Header"/>
@@ -12860,7 +12861,7 @@
 </file>
 
 <file path=customXml/itemProps1.xml><?xml version="1.0" encoding="utf-8"?>
-<ds:datastoreItem xmlns:ds="http://schemas.openxmlformats.org/officeDocument/2006/customXml" ds:itemID="{5C421845-4A91-4F83-B625-EB8E61798D07}">
+<ds:datastoreItem xmlns:ds="http://schemas.openxmlformats.org/officeDocument/2006/customXml" ds:itemID="{F0E423F8-3483-4656-BBB2-AC11C24C9351}">
   <ds:schemaRefs>
     <ds:schemaRef ds:uri="http://schemas.openxmlformats.org/officeDocument/2006/bibliography"/>
   </ds:schemaRefs>
